--- a/journal/manuscript_v86_ko_JIK.docx
+++ b/journal/manuscript_v86_ko_JIK.docx
@@ -311,7 +311,7 @@
         </w:numPr>
       </w:pPr>
       <w:r>
-        <w:t xml:space="preserve">접합 지식과 제조공정 지식을 통합한 발명이 가장 큰 비중을 차지함</w:t>
+        <w:t xml:space="preserve">출원의 절반 가까이가 접합 지식과 제조공정 지식을 통합함</w:t>
       </w:r>
     </w:p>
     <w:p>
@@ -347,7 +347,7 @@
         </w:numPr>
       </w:pPr>
       <w:r>
-        <w:t xml:space="preserve">핵심 설계가 성숙하면서 지식 통합의 위치가 핵심에서 주변 공정으로 이동함</w:t>
+        <w:t xml:space="preserve">핵심 설계가 고착화되면서 지식 통합의 위치가 핵심에서 주변 공정으로 이동함</w:t>
       </w:r>
     </w:p>
     <w:p>
@@ -409,7 +409,7 @@
         <w:pStyle w:val="BodyText"/>
       </w:pPr>
       <w:r>
-        <w:t xml:space="preserve">분석 결과는 다음과 같다. 첫째, 통합형은 전체 출원 가운데 가장 큰 비중을 차지하였고 패키징 단계 공정을 제외한 좁은 정의에서도 상당한 비중을 유지하여, 공정 단계 간 융합은 예외적 현상이 아니었다. 통합형 출원은 세부 기술도 더 다양하게 포함하였다. 둘째, 지식 통합은 공정 단독형이 우세한 형성기, 통합형이 정점에 이른 확산기, 통합형이 감소하고 접합 단독형이 증가한 재편기의 세 국면을 거쳐 변화하였으며, 이 과정에서 출원의 무게중심은 제조공정에서 접합 쪽으로 이동하였다. 셋째, 핵심 접합 기술을 포함한 출원은 형성기에 그렇지 않은 출원보다 제조공정 분류를 함께 가질 가능성이 매우 높았으나 그 차이는 점차 줄어 재편기에는 유의하지 않았으며, 접합과 결합하는 제조공정의 중심도 웨이퍼 제조공정에서 공정 장치와 패키징 단계 공정으로 이동하였다.</w:t>
+        <w:t xml:space="preserve">분석 결과는 다음과 같다. 첫째, 통합형은 전체 출원 가운데 가장 큰 비중을 차지하였고 패키징 단계 공정을 제외한 좁은 정의에서도 상당한 비중을 유지하여, 공정 단계 간 융합은 예외적 현상이 아니었다. 통합형 출원은 세부 기술도 더 다양하게 포함하였다. 둘째, 지식 통합은 공정 단독형이 우세한 형성기, 통합형 비중이 정점에 이른 확산기, 통합형 비중이 감소하고 접합 단독형 비중이 증가한 재편기의 세 국면을 거쳐 변화하였으며, 이 과정에서 출원의 무게중심은 제조공정에서 접합 쪽으로 이동하였다. 셋째, 핵심 접합 기술을 포함한 출원은 형성기에 그렇지 않은 출원보다 제조공정 분류를 함께 가질 가능성이 매우 높았으나 그 차이는 점차 줄어 재편기에는 유의하지 않았으며, 접합과 결합하는 제조공정의 중심도 웨이퍼 제조공정에서 공정 장치와 패키징 단계 공정으로 이동하였다.</w:t>
       </w:r>
     </w:p>
     <w:p>
@@ -655,7 +655,7 @@
         <w:pStyle w:val="BodyText"/>
       </w:pPr>
       <w:r>
-        <w:t xml:space="preserve">따라서 핵심 기술을 포함한 발명은 기술 형성기에는 다른 접합 발명보다 제조공정 지식을 함께 포함하는 경우가 많겠지만 그 차이는 시간이 지남에 따라 줄어들고, 새로운 결합은 핵심 기술의 인터페이스를 전제로 한 주변 공정에서 이루어질 것이다. 단계 모형의 관점에서 이는 기술 융합에서 응용 융합으로 나아가는 과정, 즉 지식 통합이 일어나는 위치가 핵심 접합부에서 주변 공정으로 옮겨 가는 과정이다. 또한 Rosenberg(1963)의 사례에서 공정 지식의 수렴이 공작기계라는 장비 산업을 매개로 확산되었듯이, 공정 단계 간 융합에서도 공정 장비가 두 단계를 잇는 매개가 될 수 있다. 본 연구가 제조공정을 웨이퍼 제조공정, 공정 장치, 패키징 단계 공정으로 나누어 각 영역과 접합 기술의 결합을 비교하는 것은 이 때문이다. 이상의 이론적 기대는 통계적 가설로 검정하지 않고, 분석 결과를 해석하는 기준으로 삼는다.</w:t>
+        <w:t xml:space="preserve">따라서 핵심 기술을 포함한 발명은 기술 형성기에는 다른 접합 발명보다 제조공정 지식을 함께 포함하는 경우가 많겠지만 그 차이는 시간이 지남에 따라 줄어들고, 새로운 결합은 핵심 기술의 인터페이스를 전제로 한 주변 공정에서 이루어질 것이다. 단계 모형의 관점에서 이는 기술 융합에서 응용 융합으로 나아가는 과정, 즉 지식 통합이 일어나는 위치가 핵심 접합부에서 주변 공정으로 옮겨 가는 과정이다. 또한 Rosenberg(1963)의 사례에서 공정 지식의 수렴이 공작기계라는 장비 산업을 매개로 확산되었듯이, 공정 단계 간 융합에서도 공정 장치가 두 단계를 잇는 매개가 될 수 있다. 본 연구가 제조공정을 웨이퍼 제조공정, 공정 장치, 패키징 단계 공정으로 나누어 각 영역과 접합 기술의 결합을 비교하는 것은 이 때문이다. 이상의 이론적 기대는 통계적 가설로 검정하지 않고, 분석 결과를 해석하는 기준으로 삼는다.</w:t>
       </w:r>
     </w:p>
     <w:bookmarkEnd w:id="18"/>
@@ -4135,7 +4135,7 @@
         <w:pStyle w:val="FirstParagraph"/>
       </w:pPr>
       <w:r>
-        <w:t xml:space="preserve">지식 통합의 수준은 시기에 따라 큰 차이를 보였다. 1968–2014년에는 47년간의 출원(179건)이 이후 5년간의 출원(209건)보다 적었으므로 이 기간을 하나의 시기로 묶었다. 그림 5와 같이 공정 단독형의 비중은 2014년 이전 43.6%에서 2015–2019년 14.8%, 2020–2024년 10.4%로 계속 낮아졌다. 통합형은 31.3%에서 62.2%로 크게 높아졌다가 44.3%로 하락하였으며, 접합 단독형은 25.1%와 23.0%에 머물다가 45.4%로 상승하였다. 이 변화는 공정 단독형이 가장 많았던 2014년 이전, 통합형이 정점에 이른 2015–2019년, 통합형의 비중이 낮아지는 가운데 접합 단독형이 통합형과 비슷한 수준까지 증가한 2020–2024년의 세 국면으로 나누어 볼 수 있으며, 이하에서는 이를 각각 형성기, 확산기, 재편기라 한다. 두 공정 단계의 지식 통합은 꾸준히 누적되기보다 강화되었다가 다시 약해진 것이다.</w:t>
+        <w:t xml:space="preserve">지식 통합의 수준은 시기에 따라 큰 차이를 보였다. 1968–2014년에는 47년간의 출원(179건)이 이후 5년간의 출원(209건)보다 적었으므로 이 기간을 하나의 시기로 묶었다. 그림 5와 같이 공정 단독형의 비중은 2014년 이전 43.6%에서 2015–2019년 14.8%, 2020–2024년 10.4%로 계속 낮아졌다. 통합형은 31.3%에서 62.2%로 크게 높아졌다가 44.3%로 하락하였으며, 접합 단독형은 25.1%와 23.0%에 머물다가 45.4%로 상승하였다. 이 변화는 공정 단독형이 가장 많았던 2014년 이전, 통합형의 비중이 정점에 이른 2015–2019년, 통합형의 비중이 낮아지는 가운데 접합 단독형이 통합형과 비슷한 수준까지 증가한 2020–2024년의 세 국면으로 나누어 볼 수 있으며, 이하에서는 이를 각각 형성기, 확산기, 재편기라 한다. 두 공정 단계의 지식 통합은 꾸준히 누적되기보다 강화되었다가 다시 약해진 것이다.</w:t>
       </w:r>
     </w:p>
     <w:p>
@@ -4229,7 +4229,7 @@
         <w:t xml:space="preserve"> </w:t>
       </w:r>
       <w:r>
-        <w:t xml:space="preserve">표 3의 다항 로짓에서 공정 단독형의 상대위험은 매년 약 8.7%씩 감소한 반면(RRR 0.913, p &lt; 0.01), 통합형의 상대위험에는 전 기간에 걸친 유의한 선형 추세가 나타나지 않았다(RRR 0.993). 2010년 출원의 공정 단독형 예측확률은 0.27이었으나 2022년 출원은 0.12였으며, 같은 기간 접합 단독형은 0.31에서 0.40으로 증가하고 통합형은 0.43에서 0.47로 거의 변화하지 않았다(그림 4 오른쪽). 이항 로짓에서도 최근 출원일수록 제조공정 기호를 가질 승산이 낮았는데(연간 OR 0.946, p &lt; 0.01), 이는 주로 공정 단독형의 감소에서 비롯된 것이다. 선형 연도 대신 기간 더미를 투입한 다항 로짓에서도 2014년 이전 대비 공정 단독형의 상대위험은 2015–2019년 0.273, 2020–2024년 0.101(모두 p &lt; 0.01)로 낮아졌고, 통합형은 1.707(p = 0.09)로 높아졌다가 0.762(비유의)로 낮아졌다. 2010년 이후 표본(N = 830)에서는 통합형의 연도 계수도 1보다 유의하게 작았으며(RRR 0.934, p &lt; 0.05), 좁은 제조공정 정의와 무관 용법 제외 표본에서도 마찬가지였다(부록 C). 출원의 무게중심이 제조공정에서 접합 쪽으로 이동한 것이다.</w:t>
+        <w:t xml:space="preserve">표 3의 다항 로짓에서 공정 단독형의 상대위험은 매년 약 8.7%씩 감소한 반면(RRR 0.913, p &lt; 0.01), 통합형의 상대위험에는 전 기간에 걸친 유의한 선형 추세가 나타나지 않았다(RRR 0.993). 2010년 출원의 공정 단독형 예측확률은 0.27이었으나 2022년 출원은 0.12였으며, 같은 기간 접합 단독형은 0.31에서 0.40으로 증가하고 통합형은 0.43에서 0.47로 거의 변화하지 않았다(그림 4 오른쪽). 이항 로짓에서도 최근 출원일수록 제조공정 기호를 가질 승산이 낮았는데(연간 OR 0.946, p &lt; 0.01), 이는 주로 공정 단독형의 감소에서 비롯된 것이다. 선형 연도 대신 기간 더미를 투입한 다항 로짓에서도 2014년 이전 대비 공정 단독형의 상대위험은 2015–2019년 0.273, 2020–2024년 0.101(모두 p &lt; 0.01)로 낮아졌고, 통합형은 1.707(p = 0.09)로 높아졌다가 0.762(비유의)로 낮아졌다. 2010년 이후 표본(N = 830)에서는 통합형의 연도 계수도 1보다 유의하게 작았으며(RRR 0.934, p &lt; 0.05), 좁은 제조공정 정의(0.967)와 무관 용법 제외 표본(0.949)에서도 통합형의 연도 계수는 1보다 유의하게 작았다(부록 C의 표 C.1). 출원의 무게중심이 제조공정에서 접합 쪽으로 이동한 것이다.</w:t>
       </w:r>
     </w:p>
     <w:p>
@@ -5868,7 +5868,7 @@
           <w:sz w:val="20"/>
           <w:szCs w:val="20"/>
         </w:rPr>
-        <w:t xml:space="preserve">다항 로짓의 재추정 결과 비교(다항 로짓 RRR, 기준 범주 = 접합 단독형; 출원청 더미 포함; * p &lt; 0.10, ** p &lt; 0.05, *** p &lt; 0.01).</w:t>
+        <w:t xml:space="preserve">다항 로짓의 재추정 결과 비교(RRR, 기준 범주 = 접합 단독형; 출원청 더미 포함; * p &lt; 0.10, ** p &lt; 0.05, *** p &lt; 0.01).</w:t>
       </w:r>
     </w:p>
     <w:tbl>
@@ -6551,7 +6551,7 @@
         <w:t xml:space="preserve"> </w:t>
       </w:r>
       <w:r>
-        <w:t xml:space="preserve">표본의 연도 계수를 제외한 모든 재추정에서 1% 수준에서 유의하였다. 동일 제목 군집 표준오차를 적용하였을 때 유의성을 잃은 계수는 표에 제시하지 않은 범위 → 공정 단독형(RRR 0.905, p = 0.29) 하나뿐이었다. 유형 최소치 조정 CPC 범위(breadth_adj)로 재추정하면 통합형의 RRR은 1.403에서 1.262로 감소하였으나 방향은 유지되어, 유형의 최소 구성을 넘어서는 CPC 다양성도 통합형과 관련되어 있었다. 좁은 제조공정 정의를 적용하면(어느 기호도 남지 않는 20건 제외, N = 908) 유형 분포는 접합 단독형 46.8%, 통합형 37.2%, 공정 단독형 16.0%가 되어 접합 단독형이 가장 많은 유형이 된다. 통합형이 최다 유형이라는 기술통계는 제조공정의 정의에 의존하는 것이다. 다만 이 정의에서도 출원의 3분의 1 이상이 두 영역의 기호를 함께 보유하였으며, 두 핵심 계수의 부호와 유의성은 유지되었다.</w:t>
+        <w:t xml:space="preserve">표본의 연도 계수를 제외한 모든 재추정에서 1% 수준에서 유의하였다. 동일 제목 군집 표준오차를 적용하였을 때 다항 로짓에서 유의성을 잃은 계수는 표에 제시하지 않은 범위 → 공정 단독형(RRR 0.905, p = 0.29) 하나뿐이었다. 유형 최소치 조정 CPC 범위(breadth_adj)로 재추정하면 통합형의 RRR은 1.403에서 1.262로 감소하였으나 방향은 유지되어, 유형의 최소 구성을 넘어서는 CPC 다양성도 통합형과 관련되어 있었다. 좁은 제조공정 정의를 적용하면(어느 기호도 남지 않는 20건 제외, N = 908) 유형 분포는 접합 단독형 46.8%, 통합형 37.2%, 공정 단독형 16.0%가 되어 접합 단독형이 가장 많은 유형이 된다. 통합형이 최다 유형이라는 기술통계는 제조공정의 정의에 의존하는 것이다. 다만 이 정의에서도 출원의 3분의 1 이상이 두 영역의 기호를 함께 보유하였으며, 두 핵심 계수의 부호와 유의성은 유지되었다.</w:t>
       </w:r>
       <w:r>
         <w:t xml:space="preserve"> </w:t>
@@ -7732,7 +7732,7 @@
         <w:pStyle w:val="BodyText"/>
       </w:pPr>
       <w:r>
-        <w:t xml:space="preserve">핵심 기술 모형에서는 2014년 이전의 승산비가 1보다 크고, 2020–2024년의 승산비가 1과 유의하게 다르지 않으며, 두 승산비의 비(마지막 열)가 유의하게 1보다 작다는 결과가 일곱 가지 추정 모두에서 유지되었다(표 7). 핵심 기호 외의 접합 기호 수를 통제하여도(그 자체의 승산비 1.100, p &lt; 0.01) 시기별 승산비는 거의 변하지 않아, 핵심 기술과 통합형의 연관이 접합 기호를 다수 보유한 출원의 특성을 단순히 반영한 것은 아니었다. 결과가 가장 약해지는 무관 용법 제외 표본에서는 2014년 이전의 승산비가 3.981로 작아지는데, 접합 기호를 가진 무관한 출원 51건 가운데 28건이 2014년 이전의 핵심 기술 없는 출원이고 그중 25건이 접합 단독형이었기 때문이다. 그럼에도 이 표본에서 2014년 이전의 승산비(p &lt; 0.05)와 2020–2024년의 상호작용(0.185, p &lt; 0.05)은 유의하였다. 다만 2015–2019년의 승산비는 군집 표준오차와 무관 용법 제외 표본에서 유의성을 잃으므로, 핵심 기술의 우위가 유의하지 않게 된 시점이 확산기인지 재편기인지는 확정하지 않는다. 종합하면 RQ1과 RQ3의 핵심 결과는 모든 재추정에서 유지되었으며, RQ2의 시간 추세는 2014년 이전 출원이 적은</w:t>
+        <w:t xml:space="preserve">핵심 기술 모형에서는 2014년 이전의 승산비가 1보다 크고, 2020–2024년의 승산비가 1과 유의하게 다르지 않으며, 두 승산비의 비(마지막 열)가 유의하게 1보다 작다는 결과가 일곱 가지 추정 모두에서 유지되었다(표 7). 핵심 기호 외의 접합 기호 수를 통제하여도(그 자체의 승산비 1.100, p &lt; 0.01) 시기별 승산비의 방향과 유의성은 유지되어(2014년 이전 11.071 → 8.768), 핵심 기술과 통합형의 연관이 접합 기호를 다수 보유한 출원의 특성을 단순히 반영한 것은 아니었다. 결과가 가장 약해지는 무관 용법 제외 표본에서는 2014년 이전의 승산비가 3.981로 작아지는데, 접합 기호를 가진 무관한 출원 51건 가운데 28건이 2014년 이전의 핵심 기술 없는 출원이고 그중 25건이 접합 단독형이었기 때문이다. 그럼에도 이 표본에서 2014년 이전의 승산비(p &lt; 0.05)와 2020–2024년의 상호작용(0.185, p &lt; 0.05)은 유의하였다. 다만 2015–2019년의 승산비는 군집 표준오차와 무관 용법 제외 표본에서 유의성을 잃으므로, 핵심 기술의 우위가 유의하지 않게 된 시점이 확산기인지 재편기인지는 확정하지 않는다. 종합하면 RQ1의 핵심 회귀 결과(기술범위 → 통합형)와 RQ3의 핵심 결과는 모든 재추정에서 유지되었으며, RQ2의 시간 추세는 2014년 이전 출원이 적은</w:t>
       </w:r>
       <w:r>
         <w:t xml:space="preserve"> </w:t>
@@ -8522,7 +8522,7 @@
         <w:pStyle w:val="FirstParagraph"/>
       </w:pPr>
       <w:r>
-        <w:t xml:space="preserve">상당수 출원이 제조공정과 접합 기술을 함께 포함한다는 결과는 하이브리드 본딩에서 접합 기술 역량만으로는 충분하지 않으며 표면 평탄화, 오염 제어, 표면 화학, 정렬을 아우르는 인접 공정 지식의 중요성이 커질 수 있음을 뜻한다. 생산의 경계와 지식의 경계가 반드시 일치하지는 않으므로(Brusoni et al., 2001; Kapoor &amp; Adner, 2012), 기업은 직접 수행하지 않는 인접 공정 단계의 지식도 유지할 필요가 있다. 또한 재편기에는 핵심 기술을 포함한 발명이 다른 접합 발명보다 제조공정 기호를 더 자주 보유하지 않았고 핵심 기술과 결합하는 제조공정도 다이를 지지하고 패키지로 완성하는 공정이 다수를 차지하여, 경쟁의 초점이 핵심 접합 원리의 발명에서 그 원리를 다이 단위 공정과 결합하는 응용의 발명으로 이동하고 있을 가능성을 보여 준다. 차세대 HBM 적층에 하이브리드 본딩을 도입하려는 한국 메모리 산업에는 패키징 경쟁력이 접합 원리 하나에 좌우되지 않을 수 있다는 시사점을 주며, 평탄화, 표면 화학, 정렬 계측과 같은 제조공정 역량에 더하여 얇은 다이를 다루고 적층하는 공정까지 포괄하는 역량이 요구될 수 있다.</w:t>
+        <w:t xml:space="preserve">상당수 출원이 제조공정과 접합 기술을 함께 포함한다는 결과는 하이브리드 본딩에서 접합 기술 역량만으로는 충분하지 않으며 표면 평탄화, 오염 제어, 표면 화학, 정렬을 아우르는 인접 공정 지식의 중요성이 커질 수 있음을 뜻한다. 생산의 경계와 지식의 경계가 반드시 일치하지는 않으므로(Brusoni et al., 2001; Kapoor &amp; Adner, 2012), 기업은 직접 수행하지 않는 인접 공정 단계의 지식도 유지할 필요가 있다. 또한 재편기에는 핵심 기술을 포함한 발명이 다른 접합 발명보다 제조공정 기호를 더 자주 보유하지 않았고 핵심 기술과 결합하는 제조공정 가운데 가장 빈번한 것도 다이를 지지하고 패키지로 완성하는 공정이어서, 경쟁의 초점이 핵심 접합 원리의 발명에서 그 원리를 다이 단위 공정과 결합하는 응용의 발명으로 이동하고 있을 가능성을 보여 준다. 차세대 HBM 적층에 하이브리드 본딩을 도입하려는 한국 메모리 산업에는 패키징 경쟁력이 접합 원리 하나에 좌우되지 않을 수 있다는 시사점을 주며, 평탄화, 표면 화학, 정렬 계측과 같은 제조공정 역량에 더하여 얇은 다이를 다루고 적층하는 공정까지 포괄하는 역량이 요구될 수 있다.</w:t>
       </w:r>
     </w:p>
     <w:bookmarkEnd w:id="51"/>
@@ -8540,7 +8540,7 @@
         <w:pStyle w:val="FirstParagraph"/>
       </w:pPr>
       <w:r>
-        <w:t xml:space="preserve">본 연구에는 다음과 같은 한계가 있다. 첫째, H01L21–H01L24 공동분류는 두 공정 영역의 지식이 하나의 발명 안에서 통합되었음을 보여 주는 흔적으로 사용되었으며, 조직 간 지식 이전, 기업의 흡수역량, 혁신 성과를 측정한 것은 아니다. H01L21에는 패키징 단계의 제조공정이 포함되어 있고 기술범위는 유형과 같은 CPC 정보에서 산출된다. 회귀 결과는 좁은 정의에서도 유지되었으나, 통합형의 비중과 같은 기술통계는 정의에 따라 달라진다. CPC가 주기적으로 개정되고 과거 출원까지 소급하여 재분류될 수 있다는 점에서, 관찰된 시간적 변화의 일부는 분류 체계와 심사 관행의 변화를 반영하였을 가능성도 있다. 둘째, 제목 키워드 검색은 기준이 명확하지만 제목에 관련어가 없는 출원을 포착하지 못하며, 특허 패밀리 식별자가 없어 동일 제목으로 근사 조정하였으므로 관측치의 독립성이 완전히 보장되지는 않는다. 셋째, 출원인과 기업 유형, 국적, 응용처, 웨이퍼 단위와 다이 단위 접합의 구분, 두 클래스 이외의 CPC 기호가 회귀 자료에 포함되지 않았다. 넷째, 본 연구는 인과관계를 주장하지 않는다. 다양성과 유형은 함께 결정될 가능성이 높고 적절한 도구변수가 없으며, 핵심 기술 분석의 시기 구분은 지배적 설계의 형성 시점을 직접 측정한 것이 아니라 출원 시기로 근사한 것이다. 특허출원은 일반적으로 우선일로부터 18개월 뒤에 공개되므로 최근 연도의 출원은 아직 모두 관찰되지 않았다(그림 2). 또한 세 시기의 경계는 자료에서 추정한 것이 아니라 출원의 집중도를 고려하여 정한 것이다. 따라서 재편기의 결과는 이러한 절단을 감안하여 해석할 필요가 있으며, 다른 시기 구분에 따른 검토는 향후 과제로 남긴다. 다섯째, CPC 공동분류는 재현 가능하지만 발명보다 늦게 부여된다. 보다 이른 탐지가 가능한 텍스트 기반 방법(Lei et al., 2019; Preschitschek et al., 2013; Zhu &amp; Motohashi, 2022)은 학습된 모형에 의존하므로, 두 클래스의 경계가 제도적으로 명확한 본 연구에서는 재현성을 우선하였다.</w:t>
+        <w:t xml:space="preserve">본 연구에는 다음과 같은 한계가 있다. 첫째, H01L21–H01L24 공동분류는 두 공정 영역의 지식이 하나의 발명 안에서 통합되었음을 보여 주는 흔적으로 사용되었으며, 조직 간 지식 이전, 기업의 흡수역량, 혁신 성과를 측정한 것은 아니다. H01L21에는 패키징 단계의 제조공정이 포함되어 있고 기술범위는 유형과 같은 CPC 정보에서 산출된다. 회귀 결과는 좁은 정의에서도 유지되었으나, 통합형의 비중과 같은 기술통계는 정의에 따라 달라진다. CPC가 주기적으로 개정되고 과거 출원까지 소급하여 재분류될 수 있다는 점에서, 관찰된 시간적 변화의 일부는 분류 체계와 심사 관행의 변화를 반영하였을 가능성도 있다. 둘째, 제목 키워드 검색은 기준이 명확하지만 제목에 관련어가 없는 출원을 포착하지 못하며, 특허 패밀리 식별자가 없어 동일 제목으로 근사 조정하였으므로 관측치의 독립성이 완전히 보장되지는 않는다. 셋째, 출원인과 기업 유형, 국적, 응용처, 웨이퍼 단위와 다이 단위 접합의 구분, 두 클래스 이외의 CPC 기호가 회귀 자료에 포함되지 않았다. 넷째, 본 연구는 인과관계를 주장하지 않는다. 다양성과 유형은 함께 결정될 가능성이 높고 적절한 도구변수가 없으며, 핵심 기술 분석의 시기 구분은 지배적 설계의 형성 시점을 직접 측정한 것이 아니라 출원 시기로 근사한 것이다. 특허출원은 일반적으로 우선일로부터 18개월 뒤에 공개되므로 최근 연도의 출원은 아직 모두 관찰되지 않았다(그림 2). 또한 세 시기의 경계는 자료에서 추정한 것이 아니라 출원의 집중도를 고려하여 정한 것이다. 따라서 재편기의 결과는 최근 출원의 절단을 감안하여 해석할 필요가 있으며, 다른 시기 구분에 따른 검토는 향후 과제로 남긴다. 다섯째, CPC 공동분류는 재현 가능하지만 발명보다 늦게 부여된다. 보다 이른 탐지가 가능한 텍스트 기반 방법(Lei et al., 2019; Preschitschek et al., 2013; Zhu &amp; Motohashi, 2022)은 학습된 모형에 의존하므로, 두 클래스의 경계가 제도적으로 명확한 본 연구에서는 재현성을 우선하였다.</w:t>
       </w:r>
     </w:p>
     <w:p>
@@ -8575,7 +8575,7 @@
         <w:pStyle w:val="BodyText"/>
       </w:pPr>
       <w:r>
-        <w:t xml:space="preserve">분석 결과, 통합형은 45.8%로 가장 큰 비중을 차지하였고 좁은 정의에서도 37.2%였으며, 세부 기술을 더 다양하게 포함한 출원일수록 경계를 넘을 가능성이 높았다(RQ1). 지식 통합은 공정 단독형이 우세한 형성기, 통합형이 정점에 이른 확산기, 통합형이 감소하고 접합 단독형이 증가한 재편기를 거쳐 변화하였으며, 출원의 무게중심은 제조공정에서 접합 쪽으로 이동하였다(RQ2). 핵심 기술을 포함한 출원이 제조공정 분류를 함께 가질 승산은 형성기에는 그렇지 않은 접합 출원의 11.1배였으나 재편기에는 그 차이가 유의하지 않았고, 접합과 결합하는 제조공정의 중심도 웨이퍼 제조공정에서 공정 장치와 패키징 단계 공정으로 이동하였다(RQ3). 기술 아키텍처가 성숙하면서 두 공정 단계의 지식 통합은 사라지지 않고 핵심 접합부에서 아키텍처를 구현하는 주변 공정으로 그 위치를 옮긴 것이다.</w:t>
+        <w:t xml:space="preserve">분석 결과, 통합형은 45.8%로 가장 큰 비중을 차지하였고 좁은 정의에서도 37.2%였으며, 세부 기술을 더 다양하게 포함한 출원일수록 경계를 넘을 가능성이 높았다(RQ1). 지식 통합은 공정 단독형이 우세한 형성기, 통합형 비중이 정점에 이른 확산기, 통합형 비중이 감소하고 접합 단독형 비중이 증가한 재편기를 거쳐 변화하였으며, 출원의 무게중심은 제조공정에서 접합 쪽으로 이동하였다(RQ2). 핵심 기술을 포함한 출원이 제조공정 분류를 함께 가질 승산은 형성기에는 그렇지 않은 접합 출원의 11.1배였으나 재편기에는 그 차이가 유의하지 않았고, 접합과 결합하는 제조공정의 중심도 웨이퍼 제조공정에서 공정 장치와 패키징 단계 공정으로 이동하였다(RQ3). 기술 아키텍처가 성숙하면서 두 공정 단계의 지식 통합은 사라지지 않고 핵심 접합부에서 아키텍처를 구현하는 주변 공정으로 그 위치를 옮긴 것이다.</w:t>
       </w:r>
     </w:p>
     <w:p>
